--- a/docs/VIntelligence_vs_Traditional_UEBA_Academic.docx
+++ b/docs/VIntelligence_vs_Traditional_UEBA_Academic.docx
@@ -176,7 +176,7 @@
         <w:rPr>
           <w:sz w:val="21"/>
         </w:rPr>
-        <w:t xml:space="preserve"> the digital-twin composite ranked all 4 of 4 campaigns in the top tier of 250 entities, at a false-positive (FP) rate of 8.1% — 20 of 246 normal users above the operating threshold — with each alert explaining which behavioral zone changed, in what direction, and toward which named threat pattern.</w:t>
+        <w:t xml:space="preserve"> the digital-twin composite ranked all 4 of 4 campaigns in the top tier of 250 entities, at a false-positive (FP) rate of 10.6% — 26 of 246 normal users above the operating threshold — with each alert explaining which behavioral zone changed, in what direction, and toward which named threat pattern.</w:t>
       </w:r>
     </w:p>
     <w:p>
@@ -189,7 +189,7 @@
           <w:i w:val="0"/>
           <w:sz w:val="21"/>
         </w:rPr>
-        <w:t>The Salt Typhoon-style campaign, representing the class of intrusion that compromised U.S. telecommunications carriers in the real world, ranked #1 of all 250 entities, even though its largest measured deviation on any traditional feature was 1.71 standard deviations, deep inside the normal statistical band and invisible to every traditional detector. The Volt Typhoon-style campaign, among the hardest threat classes to detect, surfaced in the top ~10%. The only traditional catch on the entire benchmark was Z-Score's bare "anomalous" flag on this same entity, which was correct but unexplained and indistinguishable from a busy week. The capability this approach adds is the ability to surface a five-year-invisible threat together with an explanation of why it was flagged.</w:t>
+        <w:t>The Salt Typhoon-style campaign, representing the class of intrusion that compromised U.S. telecommunications carriers in the real world, ranked #1 of all 250 entities, even though its largest measured deviation on any traditional feature was 1.71 standard deviations, deep inside the normal statistical band and invisible to every traditional detector. The Volt Typhoon-style campaign, among the hardest threat classes to detect, surfaced in the top ~12%. The only traditional catch on the entire benchmark was Z-Score's bare "anomalous" flag on this same entity, which was correct but unexplained and indistinguishable from a busy week. The capability this approach adds is the ability to surface a five-year-invisible threat together with an explanation of why it was flagged.</w:t>
       </w:r>
     </w:p>
     <w:p>
@@ -908,7 +908,7 @@
           <w:i w:val="0"/>
           <w:sz w:val="21"/>
         </w:rPr>
-        <w:t>All three tiers ran on the same synthetic enterprise: 250 users, 485 days, roughly 145 million events across seven log sources, with the four campaigns of Section 2 embedded. Embeddings were real (OpenAI text-embedding-3-small), not simulated. The false-positive rate is reported at a defined operating point: the score threshold that recalls all four campaigns. That threshold was set with knowledge of the ground truth and is used as a transparent reporting device rather than a deployable setting. At that threshold, 20 of the 246 normal users rank above the lowest-ranked campaign, an 8.1% false-positive rate.</w:t>
+        <w:t>All three tiers ran on the same synthetic enterprise: 250 users, 485 days, roughly 145 million events across seven log sources, with the four campaigns of Section 2 embedded. Embeddings were real (OpenAI text-embedding-3-small), not simulated. The false-positive rate is reported at a defined operating point: the score threshold that recalls all four campaigns. That threshold was set with knowledge of the ground truth and is used as a transparent reporting device rather than a deployable setting. At that threshold, 26 of the 246 normal users rank above the lowest-ranked campaign, a 10.6% false-positive rate.</w:t>
       </w:r>
     </w:p>
     <w:p>
@@ -962,7 +962,7 @@
           <w:color w:val="555F6B"/>
           <w:sz w:val="17"/>
         </w:rPr>
-        <w:t>Figure 2 — The scoreboard. Five traditional detectors against the four stealth campaigns: four catch none, Z-Score catches one (at a comparable 9.8% false-positive rate, and with no explanation). The V-Intelligence multi-phase composite ranks all four in the top tier at 8.1% false positives — with zone, direction, and MITRE ATT&amp;CK context attached to every alert. (Synthetic data.)</w:t>
+        <w:t>Figure 2 — The scoreboard. Five traditional detectors against the four stealth campaigns: four catch none, Z-Score catches one (at a comparable 9.8% false-positive rate, and with no explanation). The V-Intelligence multi-phase composite ranks all four in the top tier at 10.6% false positives — with zone, direction, and MITRE ATT&amp;CK context attached to every alert. (Synthetic data.)</w:t>
       </w:r>
     </w:p>
     <w:p>
@@ -1147,7 +1147,7 @@
               </w:rPr>
               <w:t>#1 of 250</w:t>
               <w:br/>
-              <w:t>score 51.3</w:t>
+              <w:t>score 51.7</w:t>
             </w:r>
           </w:p>
         </w:tc>
@@ -1309,7 +1309,7 @@
               </w:rPr>
               <w:t>#7 of 250</w:t>
               <w:br/>
-              <w:t>score 19.4</w:t>
+              <w:t>score 20.0</w:t>
             </w:r>
           </w:p>
         </w:tc>
@@ -1388,9 +1388,9 @@
                 <w:b w:val="0"/>
                 <w:sz w:val="19"/>
               </w:rPr>
-              <w:t>#24 of 250</w:t>
+              <w:t>#30 of 250</w:t>
               <w:br/>
-              <w:t>score 13.7</w:t>
+              <w:t>score 12.9</w:t>
             </w:r>
           </w:p>
         </w:tc>
@@ -1409,7 +1409,7 @@
                 <w:b w:val="0"/>
                 <w:sz w:val="19"/>
               </w:rPr>
-              <w:t>Composite drift + breadth: the hardest case, sitting in the upper normal tail — surfaced in the top ~10%. The one traditional catch on the benchmark was Z-Score's flag on this entity (measured z = 3.04, barely over the common z = 3 alarm line) — a bare "anomalous" with no indication of why.</w:t>
+              <w:t>Composite drift + breadth: the hardest case, sitting in the upper normal tail — surfaced in the top ~12%. The one traditional catch on the benchmark was Z-Score's flag on this entity (measured z = 3.04, barely over the common z = 3 alarm line) — a bare "anomalous" with no indication of why.</w:t>
             </w:r>
           </w:p>
         </w:tc>
@@ -1471,7 +1471,7 @@
           <w:color w:val="555F6B"/>
           <w:sz w:val="17"/>
         </w:rPr>
-        <w:t>Figure 3 — Where the four campaigns land on the composite ranking (real run output; normal-user backdrop illustrative). Salt Typhoon and the insider stand far clear of the population; the slow APT and the Volt Typhoon LoTL campaign sit above the bulk but nearer the tail — recalling all four admits 20 normal users, the 8.1% operating point.</w:t>
+        <w:t>Figure 3 — Where the four campaigns land on the composite ranking (real run output; normal-user backdrop illustrative). Salt Typhoon and the insider stand far clear of the population; the slow APT and the Volt Typhoon LoTL campaign sit above the bulk but nearer the tail — recalling all four admits 26 normal users, the 10.6% operating point.</w:t>
       </w:r>
     </w:p>
     <w:p>
@@ -1551,7 +1551,7 @@
           <w:color w:val="555F6B"/>
           <w:sz w:val="17"/>
         </w:rPr>
-        <w:t>Figure 4 — Ranking quality by scoring phase versus the fused composite (250 users, real embeddings). Every individual phase is only a partial discriminator; fusion lifts ranking quality to 0.98. For context, the best traditional discriminator on a separate 50-user run reached about 0.81.</w:t>
+        <w:t>Figure 4 — Ranking quality by scoring phase versus the fused composite (250 users, real embeddings). Every individual phase is only a partial discriminator; fusion lifts ranking quality to 0.98.</w:t>
       </w:r>
     </w:p>
     <w:p>
@@ -1564,7 +1564,7 @@
           <w:color w:val="C25A12"/>
           <w:sz w:val="24"/>
         </w:rPr>
-        <w:t>6.3  What 8.1% false positives actually means</w:t>
+        <w:t>6.3  What 10.6% false positives actually means</w:t>
       </w:r>
     </w:p>
     <w:p>
@@ -1577,7 +1577,7 @@
           <w:i w:val="0"/>
           <w:sz w:val="21"/>
         </w:rPr>
-        <w:t>It does not mean the system blocks 8.1% of employees. The composite is a ranked triage list. At the threshold that catches all four campaigns, an analyst reviewing the list top-down would work through about 24 entities (4 real campaigns plus 20 normal users) out of 250, each with its zone, direction, and threat-concept explanation attached rather than a bare "anomalous" flag. A stricter threshold trades the hardest case (the Volt Typhoon entity, closest to the boundary) for fewer reviews; that detection-versus-false-alarm curve will be published on larger data.</w:t>
+        <w:t>It does not mean the system blocks 10.6% of employees. The composite is a ranked triage list. At the threshold that catches all four campaigns, an analyst reviewing the list top-down would work through about 30 entities (4 real campaigns plus 26 normal users) out of 250, each with its zone, direction, and threat-concept explanation attached rather than a bare "anomalous" flag. A stricter threshold trades the hardest case (the Volt Typhoon entity, closest to the boundary) for fewer reviews; that detection-versus-false-alarm curve will be published on larger data.</w:t>
       </w:r>
     </w:p>
     <w:p>
@@ -1768,7 +1768,7 @@
         <w:rPr>
           <w:sz w:val="21"/>
         </w:rPr>
-        <w:t>The 8.1% figure is measured at the threshold that catches all four campaigns; the full detection-versus-false-alarm curve on larger data will let each operator set their own alert budget.</w:t>
+        <w:t>The 10.6% figure is measured at the threshold that catches all four campaigns; the full detection-versus-false-alarm curve on larger data will let each operator set their own alert budget.</w:t>
       </w:r>
     </w:p>
     <w:p>
@@ -1830,7 +1830,7 @@
           <w:i w:val="0"/>
           <w:sz w:val="21"/>
         </w:rPr>
-        <w:t>Three generations of detection on one dataset make the case clearly. Traditional detection largely misses the stealthy campaigns, catching 0 of 4 for most methods and 1 of 4 for the best, and even when it fires the alert says only "anomalous," leaving the analyst the same manual triage. An intermediate drift approach begins to recover direction. The V-Intelligence digital twin, combining zones, trajectories, peer cohorts, relationships, and multi-phase fusion, finds all four campaigns at an 8.1% false-positive rate, including a Salt Typhoon-class intrusion ranked #1 of 250 and a Volt Typhoon-class campaign of the kind that stayed invisible in U.S. critical infrastructure for five years.</w:t>
+        <w:t>Three generations of detection on one dataset make the case clearly. Traditional detection largely misses the stealthy campaigns, catching 0 of 4 for most methods and 1 of 4 for the best, and even when it fires the alert says only "anomalous," leaving the analyst the same manual triage. An intermediate drift approach begins to recover direction. The V-Intelligence digital twin, combining zones, trajectories, peer cohorts, relationships, and multi-phase fusion, finds all four campaigns at a 10.6% false-positive rate, including a Salt Typhoon-class intrusion ranked #1 of 250 and a Volt Typhoon-class campaign of the kind that stayed invisible in U.S. critical infrastructure for five years.</w:t>
       </w:r>
     </w:p>
     <w:p>
@@ -2496,7 +2496,7 @@
                 <w:b w:val="0"/>
                 <w:sz w:val="18"/>
               </w:rPr>
-              <w:t>A normal user flagged for review. Here 8.1% means 20 of 246 normal users ranked above the threshold that catches all four campaigns — a triage list, not auto-blocking.</w:t>
+              <w:t>A normal user flagged for review. Here 10.6% means 26 of 246 normal users ranked above the threshold that catches all four campaigns — a triage list, not auto-blocking.</w:t>
             </w:r>
           </w:p>
         </w:tc>
